--- a/new-grants/kivumbi/FairBanks_Maternity_Investment_Proposal_Alex_Kivumbi.docx
+++ b/new-grants/kivumbi/FairBanks_Maternity_Investment_Proposal_Alex_Kivumbi.docx
@@ -164,7 +164,7 @@
                 <w:color w:val="222222"/>
                 <w:sz w:val="19"/>
               </w:rPr>
-              <w:t>FairBanks is asking for UGX 190–265M to complete and commission a maternity and inpatient unit with its own obstetric theatre, built in two phases. Phase one costs UGX 75–100M and can begin immediately. Phase two, the theatre, can be committed once phase one is open and reporting.</w:t>
+              <w:t>FairBanks is asking for UGX 192–265M to complete and commission a maternity and inpatient unit with its own obstetric theatre, built in two phases. Phase one costs UGX 75–100M and can begin immediately. Phase two, the theatre, can be committed once phase one is open and reporting.</w:t>
             </w:r>
           </w:p>
         </w:tc>
@@ -1491,7 +1491,7 @@
                 <w:color w:val="222222"/>
                 <w:sz w:val="19"/>
               </w:rPr>
-              <w:t>UGX 190–265M. Every figure above except the scanner is our own estimate, prepared before going to suppliers. They are ranges because that is honestly what we know today. No funds should be released against an estimate: each line will be quoted and returned to you as a signed one-page budget first.</w:t>
+              <w:t>UGX 192–265M. Every figure above except the scanner is our own estimate, prepared before going to suppliers. They are ranges because that is honestly what we know today. No funds should be released against an estimate: each line will be quoted and returned to you as a signed one-page budget first.</w:t>
             </w:r>
           </w:p>
         </w:tc>
@@ -1590,6 +1590,7 @@
           </w:tcPr>
           <w:p>
             <w:pPr>
+              <w:keepNext/>
               <w:spacing w:before="20" w:after="20" w:line="252" w:lineRule="auto"/>
               <w:jc w:val="left"/>
             </w:pPr>
@@ -1613,6 +1614,7 @@
           </w:tcPr>
           <w:p>
             <w:pPr>
+              <w:keepNext/>
               <w:spacing w:before="20" w:after="20" w:line="252" w:lineRule="auto"/>
               <w:jc w:val="right"/>
             </w:pPr>
@@ -1636,6 +1638,7 @@
           </w:tcPr>
           <w:p>
             <w:pPr>
+              <w:keepNext/>
               <w:spacing w:before="20" w:after="20" w:line="252" w:lineRule="auto"/>
               <w:jc w:val="right"/>
             </w:pPr>
@@ -1659,6 +1662,7 @@
           </w:tcPr>
           <w:p>
             <w:pPr>
+              <w:keepNext/>
               <w:spacing w:before="20" w:after="20" w:line="252" w:lineRule="auto"/>
               <w:jc w:val="right"/>
             </w:pPr>
@@ -1687,6 +1691,7 @@
           </w:tcPr>
           <w:p>
             <w:pPr>
+              <w:keepNext/>
               <w:spacing w:before="20" w:after="20" w:line="252" w:lineRule="auto"/>
               <w:jc w:val="left"/>
             </w:pPr>
@@ -1710,6 +1715,7 @@
           </w:tcPr>
           <w:p>
             <w:pPr>
+              <w:keepNext/>
               <w:spacing w:before="20" w:after="20" w:line="252" w:lineRule="auto"/>
               <w:jc w:val="right"/>
             </w:pPr>
@@ -1733,6 +1739,7 @@
           </w:tcPr>
           <w:p>
             <w:pPr>
+              <w:keepNext/>
               <w:spacing w:before="20" w:after="20" w:line="252" w:lineRule="auto"/>
               <w:jc w:val="right"/>
             </w:pPr>
@@ -1756,6 +1763,7 @@
           </w:tcPr>
           <w:p>
             <w:pPr>
+              <w:keepNext/>
               <w:spacing w:before="20" w:after="20" w:line="252" w:lineRule="auto"/>
               <w:jc w:val="right"/>
             </w:pPr>
@@ -1784,6 +1792,7 @@
           </w:tcPr>
           <w:p>
             <w:pPr>
+              <w:keepNext/>
               <w:spacing w:before="20" w:after="20" w:line="252" w:lineRule="auto"/>
               <w:jc w:val="left"/>
             </w:pPr>
@@ -1807,6 +1816,7 @@
           </w:tcPr>
           <w:p>
             <w:pPr>
+              <w:keepNext/>
               <w:spacing w:before="20" w:after="20" w:line="252" w:lineRule="auto"/>
               <w:jc w:val="right"/>
             </w:pPr>
@@ -1830,6 +1840,7 @@
           </w:tcPr>
           <w:p>
             <w:pPr>
+              <w:keepNext/>
               <w:spacing w:before="20" w:after="20" w:line="252" w:lineRule="auto"/>
               <w:jc w:val="right"/>
             </w:pPr>
@@ -1853,6 +1864,7 @@
           </w:tcPr>
           <w:p>
             <w:pPr>
+              <w:keepNext/>
               <w:spacing w:before="20" w:after="20" w:line="252" w:lineRule="auto"/>
               <w:jc w:val="right"/>
             </w:pPr>
@@ -1881,6 +1893,7 @@
           </w:tcPr>
           <w:p>
             <w:pPr>
+              <w:keepNext/>
               <w:spacing w:before="20" w:after="20" w:line="252" w:lineRule="auto"/>
               <w:jc w:val="left"/>
             </w:pPr>
@@ -1904,6 +1917,7 @@
           </w:tcPr>
           <w:p>
             <w:pPr>
+              <w:keepNext/>
               <w:spacing w:before="20" w:after="20" w:line="252" w:lineRule="auto"/>
               <w:jc w:val="right"/>
             </w:pPr>
@@ -1927,6 +1941,7 @@
           </w:tcPr>
           <w:p>
             <w:pPr>
+              <w:keepNext/>
               <w:spacing w:before="20" w:after="20" w:line="252" w:lineRule="auto"/>
               <w:jc w:val="right"/>
             </w:pPr>
@@ -1950,6 +1965,7 @@
           </w:tcPr>
           <w:p>
             <w:pPr>
+              <w:keepNext/>
               <w:spacing w:before="20" w:after="20" w:line="252" w:lineRule="auto"/>
               <w:jc w:val="right"/>
             </w:pPr>
@@ -1978,6 +1994,7 @@
           </w:tcPr>
           <w:p>
             <w:pPr>
+              <w:keepNext/>
               <w:spacing w:before="20" w:after="20" w:line="252" w:lineRule="auto"/>
               <w:jc w:val="left"/>
             </w:pPr>
@@ -2001,6 +2018,7 @@
           </w:tcPr>
           <w:p>
             <w:pPr>
+              <w:keepNext/>
               <w:spacing w:before="20" w:after="20" w:line="252" w:lineRule="auto"/>
               <w:jc w:val="right"/>
             </w:pPr>
@@ -2024,6 +2042,7 @@
           </w:tcPr>
           <w:p>
             <w:pPr>
+              <w:keepNext/>
               <w:spacing w:before="20" w:after="20" w:line="252" w:lineRule="auto"/>
               <w:jc w:val="right"/>
             </w:pPr>
@@ -2047,6 +2066,7 @@
           </w:tcPr>
           <w:p>
             <w:pPr>
+              <w:keepNext/>
               <w:spacing w:before="20" w:after="20" w:line="252" w:lineRule="auto"/>
               <w:jc w:val="right"/>
             </w:pPr>
@@ -2214,6 +2234,7 @@
           </w:tcPr>
           <w:p>
             <w:pPr>
+              <w:keepNext/>
               <w:spacing w:before="20" w:after="20" w:line="252" w:lineRule="auto"/>
               <w:jc w:val="left"/>
             </w:pPr>
@@ -2237,6 +2258,7 @@
           </w:tcPr>
           <w:p>
             <w:pPr>
+              <w:keepNext/>
               <w:spacing w:before="20" w:after="20" w:line="252" w:lineRule="auto"/>
               <w:jc w:val="right"/>
             </w:pPr>
@@ -2265,6 +2287,7 @@
           </w:tcPr>
           <w:p>
             <w:pPr>
+              <w:keepNext/>
               <w:spacing w:before="20" w:after="20" w:line="252" w:lineRule="auto"/>
               <w:jc w:val="left"/>
             </w:pPr>
@@ -2288,6 +2311,7 @@
           </w:tcPr>
           <w:p>
             <w:pPr>
+              <w:keepNext/>
               <w:spacing w:before="20" w:after="20" w:line="252" w:lineRule="auto"/>
               <w:jc w:val="right"/>
             </w:pPr>
@@ -2316,6 +2340,7 @@
           </w:tcPr>
           <w:p>
             <w:pPr>
+              <w:keepNext/>
               <w:spacing w:before="20" w:after="20" w:line="252" w:lineRule="auto"/>
               <w:jc w:val="left"/>
             </w:pPr>
@@ -2339,6 +2364,7 @@
           </w:tcPr>
           <w:p>
             <w:pPr>
+              <w:keepNext/>
               <w:spacing w:before="20" w:after="20" w:line="252" w:lineRule="auto"/>
               <w:jc w:val="right"/>
             </w:pPr>
@@ -2367,6 +2393,7 @@
           </w:tcPr>
           <w:p>
             <w:pPr>
+              <w:keepNext/>
               <w:spacing w:before="20" w:after="20" w:line="252" w:lineRule="auto"/>
               <w:jc w:val="left"/>
             </w:pPr>
@@ -2390,6 +2417,7 @@
           </w:tcPr>
           <w:p>
             <w:pPr>
+              <w:keepNext/>
               <w:spacing w:before="20" w:after="20" w:line="252" w:lineRule="auto"/>
               <w:jc w:val="right"/>
             </w:pPr>
@@ -2418,6 +2446,7 @@
           </w:tcPr>
           <w:p>
             <w:pPr>
+              <w:keepNext/>
               <w:spacing w:before="20" w:after="20" w:line="252" w:lineRule="auto"/>
               <w:jc w:val="left"/>
             </w:pPr>
@@ -2441,6 +2470,7 @@
           </w:tcPr>
           <w:p>
             <w:pPr>
+              <w:keepNext/>
               <w:spacing w:before="20" w:after="20" w:line="252" w:lineRule="auto"/>
               <w:jc w:val="right"/>
             </w:pPr>
@@ -2644,6 +2674,7 @@
           </w:tcPr>
           <w:p>
             <w:pPr>
+              <w:keepNext/>
               <w:spacing w:before="20" w:after="20" w:line="252" w:lineRule="auto"/>
               <w:jc w:val="left"/>
             </w:pPr>
@@ -2667,6 +2698,7 @@
           </w:tcPr>
           <w:p>
             <w:pPr>
+              <w:keepNext/>
               <w:spacing w:before="20" w:after="20" w:line="252" w:lineRule="auto"/>
               <w:jc w:val="right"/>
             </w:pPr>
@@ -2695,6 +2727,7 @@
           </w:tcPr>
           <w:p>
             <w:pPr>
+              <w:keepNext/>
               <w:spacing w:before="20" w:after="20" w:line="252" w:lineRule="auto"/>
               <w:jc w:val="left"/>
             </w:pPr>
@@ -2718,6 +2751,7 @@
           </w:tcPr>
           <w:p>
             <w:pPr>
+              <w:keepNext/>
               <w:spacing w:before="20" w:after="20" w:line="252" w:lineRule="auto"/>
               <w:jc w:val="right"/>
             </w:pPr>
@@ -2746,6 +2780,7 @@
           </w:tcPr>
           <w:p>
             <w:pPr>
+              <w:keepNext/>
               <w:spacing w:before="20" w:after="20" w:line="252" w:lineRule="auto"/>
               <w:jc w:val="left"/>
             </w:pPr>
@@ -2769,6 +2804,7 @@
           </w:tcPr>
           <w:p>
             <w:pPr>
+              <w:keepNext/>
               <w:spacing w:before="20" w:after="20" w:line="252" w:lineRule="auto"/>
               <w:jc w:val="right"/>
             </w:pPr>
@@ -2797,6 +2833,7 @@
           </w:tcPr>
           <w:p>
             <w:pPr>
+              <w:keepNext/>
               <w:spacing w:before="20" w:after="20" w:line="252" w:lineRule="auto"/>
               <w:jc w:val="left"/>
             </w:pPr>
@@ -2820,6 +2857,7 @@
           </w:tcPr>
           <w:p>
             <w:pPr>
+              <w:keepNext/>
               <w:spacing w:before="20" w:after="20" w:line="252" w:lineRule="auto"/>
               <w:jc w:val="right"/>
             </w:pPr>
@@ -2848,6 +2886,7 @@
           </w:tcPr>
           <w:p>
             <w:pPr>
+              <w:keepNext/>
               <w:spacing w:before="20" w:after="20" w:line="252" w:lineRule="auto"/>
               <w:jc w:val="left"/>
             </w:pPr>
@@ -2871,6 +2910,7 @@
           </w:tcPr>
           <w:p>
             <w:pPr>
+              <w:keepNext/>
               <w:spacing w:before="20" w:after="20" w:line="252" w:lineRule="auto"/>
               <w:jc w:val="right"/>
             </w:pPr>
@@ -2899,6 +2939,7 @@
           </w:tcPr>
           <w:p>
             <w:pPr>
+              <w:keepNext/>
               <w:spacing w:before="20" w:after="20" w:line="252" w:lineRule="auto"/>
               <w:jc w:val="left"/>
             </w:pPr>
@@ -2922,6 +2963,7 @@
           </w:tcPr>
           <w:p>
             <w:pPr>
+              <w:keepNext/>
               <w:spacing w:before="20" w:after="20" w:line="252" w:lineRule="auto"/>
               <w:jc w:val="right"/>
             </w:pPr>
@@ -3005,7 +3047,7 @@
           <w:color w:val="222222"/>
           <w:sz w:val="21"/>
         </w:rPr>
-        <w:t>That takes the combined contribution to roughly UGX 11,500,000 a month. We have not modelled gynaecological use of the theatre, which in practice will carry a share of the load and improve the figure.</w:t>
+        <w:t>That takes the combined contribution to UGX 11,500,000 a month. We have not modelled gynaecological use of the theatre, which in practice will carry a share of the load and improve the figure.</w:t>
       </w:r>
     </w:p>
     <w:p>
@@ -3954,7 +3996,7 @@
       <w:pPr>
         <w:spacing w:before="0" w:after="100" w:line="276" w:lineRule="auto"/>
         <w:ind w:left="220" w:hanging="220"/>
-        <w:jc w:val="both"/>
+        <w:jc w:val="left"/>
       </w:pPr>
       <w:r>
         <w:rPr>
@@ -3983,7 +4025,7 @@
       <w:pPr>
         <w:spacing w:before="0" w:after="100" w:line="276" w:lineRule="auto"/>
         <w:ind w:left="220" w:hanging="220"/>
-        <w:jc w:val="both"/>
+        <w:jc w:val="left"/>
       </w:pPr>
       <w:r>
         <w:rPr>
@@ -4012,7 +4054,7 @@
       <w:pPr>
         <w:spacing w:before="0" w:after="100" w:line="276" w:lineRule="auto"/>
         <w:ind w:left="220" w:hanging="220"/>
-        <w:jc w:val="both"/>
+        <w:jc w:val="left"/>
       </w:pPr>
       <w:r>
         <w:rPr>
@@ -4041,7 +4083,7 @@
       <w:pPr>
         <w:spacing w:before="0" w:after="100" w:line="276" w:lineRule="auto"/>
         <w:ind w:left="220" w:hanging="220"/>
-        <w:jc w:val="both"/>
+        <w:jc w:val="left"/>
       </w:pPr>
       <w:r>
         <w:rPr>
